--- a/lab-3/lab3.docx
+++ b/lab-3/lab3.docx
@@ -613,8 +613,6 @@
       <w:r>
         <w:t>страницы</w:t>
       </w:r>
-      <w:bookmarkStart w:id="0" w:name="_GoBack"/>
-      <w:bookmarkEnd w:id="0"/>
     </w:p>
     <w:p>
       <w:pPr>
@@ -792,43 +790,626 @@
       <w:r>
         <w:t>в браузере</w:t>
       </w:r>
+    </w:p>
+    <w:p>
+      <w:pPr>
+        <w:pStyle w:val="1"/>
+        <w:rPr>
+          <w:lang w:val="en-US"/>
+        </w:rPr>
+      </w:pPr>
+      <w:r>
+        <w:lastRenderedPageBreak/>
+        <w:t>Размещение</w:t>
+      </w:r>
+      <w:r>
+        <w:t xml:space="preserve"> </w:t>
+      </w:r>
+      <w:r>
+        <w:t>веб</w:t>
+      </w:r>
+      <w:r>
+        <w:t>-</w:t>
+      </w:r>
+      <w:r>
+        <w:t>страницы</w:t>
+      </w:r>
+      <w:r>
+        <w:t xml:space="preserve"> </w:t>
+      </w:r>
+      <w:r>
+        <w:t>на</w:t>
+      </w:r>
+      <w:r>
+        <w:t xml:space="preserve"> </w:t>
+      </w:r>
+      <w:r>
+        <w:rPr>
+          <w:lang w:val="en-US"/>
+        </w:rPr>
+        <w:t>Github</w:t>
+      </w:r>
+    </w:p>
+    <w:p>
+      <w:pPr>
+        <w:pStyle w:val="a5"/>
+      </w:pPr>
+      <w:r>
+        <w:drawing>
+          <wp:inline distT="0" distB="0" distL="0" distR="0" wp14:anchorId="4D1B5F06" wp14:editId="3DC1D6F2">
+            <wp:extent cx="2876951" cy="3057952"/>
+            <wp:effectExtent l="0" t="0" r="0" b="9525"/>
+            <wp:docPr id="2" name="Рисунок 2"/>
+            <wp:cNvGraphicFramePr>
+              <a:graphicFrameLocks xmlns:a="http://schemas.openxmlformats.org/drawingml/2006/main" noChangeAspect="1"/>
+            </wp:cNvGraphicFramePr>
+            <a:graphic xmlns:a="http://schemas.openxmlformats.org/drawingml/2006/main">
+              <a:graphicData uri="http://schemas.openxmlformats.org/drawingml/2006/picture">
+                <pic:pic xmlns:pic="http://schemas.openxmlformats.org/drawingml/2006/picture">
+                  <pic:nvPicPr>
+                    <pic:cNvPr id="1" name=""/>
+                    <pic:cNvPicPr/>
+                  </pic:nvPicPr>
+                  <pic:blipFill>
+                    <a:blip r:embed="rId8"/>
+                    <a:stretch>
+                      <a:fillRect/>
+                    </a:stretch>
+                  </pic:blipFill>
+                  <pic:spPr>
+                    <a:xfrm>
+                      <a:off x="0" y="0"/>
+                      <a:ext cx="2876951" cy="3057952"/>
+                    </a:xfrm>
+                    <a:prstGeom prst="rect">
+                      <a:avLst/>
+                    </a:prstGeom>
+                  </pic:spPr>
+                </pic:pic>
+              </a:graphicData>
+            </a:graphic>
+          </wp:inline>
+        </w:drawing>
+      </w:r>
+    </w:p>
+    <w:p>
+      <w:pPr>
+        <w:pStyle w:val="a7"/>
+      </w:pPr>
+      <w:r>
+        <w:t xml:space="preserve">Процесс отправки файла на </w:t>
+      </w:r>
+      <w:r>
+        <w:rPr>
+          <w:lang w:val="en-US"/>
+        </w:rPr>
+        <w:t xml:space="preserve">GitHub </w:t>
+      </w:r>
+      <w:r>
+        <w:t>через систему управления версиями</w:t>
+      </w:r>
+    </w:p>
+    <w:p>
+      <w:pPr>
+        <w:pStyle w:val="a5"/>
+      </w:pPr>
+      <w:r>
+        <w:drawing>
+          <wp:inline distT="0" distB="0" distL="0" distR="0" wp14:anchorId="70DB0AFE" wp14:editId="31517D31">
+            <wp:extent cx="5940425" cy="1135380"/>
+            <wp:effectExtent l="0" t="0" r="3175" b="7620"/>
+            <wp:docPr id="4" name="Рисунок 4"/>
+            <wp:cNvGraphicFramePr>
+              <a:graphicFrameLocks xmlns:a="http://schemas.openxmlformats.org/drawingml/2006/main" noChangeAspect="1"/>
+            </wp:cNvGraphicFramePr>
+            <a:graphic xmlns:a="http://schemas.openxmlformats.org/drawingml/2006/main">
+              <a:graphicData uri="http://schemas.openxmlformats.org/drawingml/2006/picture">
+                <pic:pic xmlns:pic="http://schemas.openxmlformats.org/drawingml/2006/picture">
+                  <pic:nvPicPr>
+                    <pic:cNvPr id="1" name=""/>
+                    <pic:cNvPicPr/>
+                  </pic:nvPicPr>
+                  <pic:blipFill>
+                    <a:blip r:embed="rId9"/>
+                    <a:stretch>
+                      <a:fillRect/>
+                    </a:stretch>
+                  </pic:blipFill>
+                  <pic:spPr>
+                    <a:xfrm>
+                      <a:off x="0" y="0"/>
+                      <a:ext cx="5940425" cy="1135380"/>
+                    </a:xfrm>
+                    <a:prstGeom prst="rect">
+                      <a:avLst/>
+                    </a:prstGeom>
+                  </pic:spPr>
+                </pic:pic>
+              </a:graphicData>
+            </a:graphic>
+          </wp:inline>
+        </w:drawing>
+      </w:r>
+    </w:p>
+    <w:p>
+      <w:pPr>
+        <w:pStyle w:val="a7"/>
+        <w:rPr>
+          <w:lang w:val="en-US"/>
+        </w:rPr>
+      </w:pPr>
+      <w:r>
+        <w:t xml:space="preserve">Опубликованная веб-страница, открытая по адресу </w:t>
+      </w:r>
+      <w:r>
+        <w:rPr>
+          <w:lang w:val="en-US"/>
+        </w:rPr>
+        <w:t>GitHub Pages</w:t>
+      </w:r>
+    </w:p>
+    <w:p>
+      <w:pPr>
+        <w:widowControl/>
+        <w:autoSpaceDE/>
+        <w:autoSpaceDN/>
+        <w:adjustRightInd/>
+        <w:spacing w:after="160" w:line="259" w:lineRule="auto"/>
+        <w:ind w:firstLine="0"/>
+        <w:jc w:val="left"/>
+        <w:rPr>
+          <w:rFonts w:asciiTheme="minorHAnsi" w:eastAsiaTheme="majorEastAsia" w:cstheme="majorBidi"/>
+          <w:b/>
+          <w:color w:val="000000" w:themeColor="text1"/>
+          <w:szCs w:val="32"/>
+          <w:lang w:eastAsia="en-US"/>
+        </w:rPr>
+      </w:pPr>
       <w:r>
         <w:br w:type="page"/>
       </w:r>
     </w:p>
     <w:p>
       <w:pPr>
-        <w:rPr>
-          <w:b/>
-        </w:rPr>
-      </w:pPr>
-      <w:r>
-        <w:rPr>
-          <w:b/>
-        </w:rPr>
+        <w:pStyle w:val="1"/>
+        <w:rPr>
+          <w:lang w:val="en-US"/>
+        </w:rPr>
+      </w:pPr>
+      <w:r>
         <w:lastRenderedPageBreak/>
-        <w:t xml:space="preserve">Вывод: </w:t>
-      </w:r>
-      <w:r>
-        <w:t>В ходе выполнения лабораторной работы были исследованы сетевые настройки локального компьютера и проверена доступность веб-приложения Google Документы (docs.google.com) с помощью диагностических утилит командной строки Windows.</w:t>
+        <w:t>Установка</w:t>
       </w:r>
       <w:r>
         <w:t xml:space="preserve"> </w:t>
       </w:r>
       <w:r>
-        <w:t>Полученные данные позволили убедиться в корректной настройке TCP/IP на локальной машине, проверить работу шлюза и доступность внешнего ресурса </w:t>
-      </w:r>
-      <w:hyperlink r:id="rId8" w:tgtFrame="_blank" w:history="1">
+        <w:rPr>
+          <w:lang w:val="en-US"/>
+        </w:rPr>
+        <w:t>tuna</w:t>
+      </w:r>
+    </w:p>
+    <w:p>
+      <w:r>
+        <w:t>Сервис ngrok не работает в России из-за блокировки российских IP-адресов со стороны самого сервиса, вызванной американскими санкционными ограничениями.</w:t>
+      </w:r>
+      <w:r>
+        <w:t xml:space="preserve"> Поэтому была взята альтернатива работающая в Росии.</w:t>
+      </w:r>
+    </w:p>
+    <w:p>
+      <w:r>
+        <w:t xml:space="preserve">Способ установки </w:t>
+      </w:r>
+      <w:r>
+        <w:rPr>
+          <w:lang w:val="en-US"/>
+        </w:rPr>
+        <w:t xml:space="preserve">tuna </w:t>
+      </w:r>
+      <w:r>
+        <w:t xml:space="preserve">не отличается от установки </w:t>
+      </w:r>
+      <w:r>
+        <w:rPr>
+          <w:lang w:val="en-US"/>
+        </w:rPr>
+        <w:t xml:space="preserve">ngrok, </w:t>
+      </w:r>
+      <w:r>
+        <w:t>достаточно зарегистрироваться, установить клиент, ввести токен и запустить туннель.</w:t>
+      </w:r>
+    </w:p>
+    <w:p>
+      <w:pPr>
+        <w:pStyle w:val="a5"/>
+      </w:pPr>
+      <w:r>
+        <w:pict>
+          <v:shapetype id="_x0000_t75" coordsize="21600,21600" o:spt="75" o:preferrelative="t" path="m@4@5l@4@11@9@11@9@5xe" filled="f" stroked="f">
+            <v:stroke joinstyle="miter"/>
+            <v:formulas>
+              <v:f eqn="if lineDrawn pixelLineWidth 0"/>
+              <v:f eqn="sum @0 1 0"/>
+              <v:f eqn="sum 0 0 @1"/>
+              <v:f eqn="prod @2 1 2"/>
+              <v:f eqn="prod @3 21600 pixelWidth"/>
+              <v:f eqn="prod @3 21600 pixelHeight"/>
+              <v:f eqn="sum @0 0 1"/>
+              <v:f eqn="prod @6 1 2"/>
+              <v:f eqn="prod @7 21600 pixelWidth"/>
+              <v:f eqn="sum @8 21600 0"/>
+              <v:f eqn="prod @7 21600 pixelHeight"/>
+              <v:f eqn="sum @10 21600 0"/>
+            </v:formulas>
+            <v:path o:extrusionok="f" gradientshapeok="t" o:connecttype="rect"/>
+            <o:lock v:ext="edit" aspectratio="t"/>
+          </v:shapetype>
+          <v:shape id="_x0000_i1025" type="#_x0000_t75" style="width:467.3pt;height:310.4pt">
+            <v:imagedata r:id="rId10" o:title="123"/>
+          </v:shape>
+        </w:pict>
+      </w:r>
+    </w:p>
+    <w:p>
+      <w:pPr>
+        <w:pStyle w:val="a5"/>
+      </w:pPr>
+      <w:r>
+        <w:drawing>
+          <wp:inline distT="0" distB="0" distL="0" distR="0" wp14:anchorId="50353176" wp14:editId="5135664F">
+            <wp:extent cx="5420481" cy="704948"/>
+            <wp:effectExtent l="0" t="0" r="8890" b="0"/>
+            <wp:docPr id="8" name="Рисунок 8"/>
+            <wp:cNvGraphicFramePr>
+              <a:graphicFrameLocks xmlns:a="http://schemas.openxmlformats.org/drawingml/2006/main" noChangeAspect="1"/>
+            </wp:cNvGraphicFramePr>
+            <a:graphic xmlns:a="http://schemas.openxmlformats.org/drawingml/2006/main">
+              <a:graphicData uri="http://schemas.openxmlformats.org/drawingml/2006/picture">
+                <pic:pic xmlns:pic="http://schemas.openxmlformats.org/drawingml/2006/picture">
+                  <pic:nvPicPr>
+                    <pic:cNvPr id="1" name=""/>
+                    <pic:cNvPicPr/>
+                  </pic:nvPicPr>
+                  <pic:blipFill>
+                    <a:blip r:embed="rId11"/>
+                    <a:stretch>
+                      <a:fillRect/>
+                    </a:stretch>
+                  </pic:blipFill>
+                  <pic:spPr>
+                    <a:xfrm>
+                      <a:off x="0" y="0"/>
+                      <a:ext cx="5420481" cy="704948"/>
+                    </a:xfrm>
+                    <a:prstGeom prst="rect">
+                      <a:avLst/>
+                    </a:prstGeom>
+                  </pic:spPr>
+                </pic:pic>
+              </a:graphicData>
+            </a:graphic>
+          </wp:inline>
+        </w:drawing>
+      </w:r>
+    </w:p>
+    <w:p>
+      <w:pPr>
+        <w:pStyle w:val="a5"/>
+      </w:pPr>
+      <w:r>
+        <w:drawing>
+          <wp:inline distT="0" distB="0" distL="0" distR="0" wp14:anchorId="312D9C9C" wp14:editId="6A8C8A0D">
+            <wp:extent cx="5453449" cy="1259457"/>
+            <wp:effectExtent l="0" t="0" r="0" b="0"/>
+            <wp:docPr id="9" name="Рисунок 9"/>
+            <wp:cNvGraphicFramePr>
+              <a:graphicFrameLocks xmlns:a="http://schemas.openxmlformats.org/drawingml/2006/main" noChangeAspect="1"/>
+            </wp:cNvGraphicFramePr>
+            <a:graphic xmlns:a="http://schemas.openxmlformats.org/drawingml/2006/main">
+              <a:graphicData uri="http://schemas.openxmlformats.org/drawingml/2006/picture">
+                <pic:pic xmlns:pic="http://schemas.openxmlformats.org/drawingml/2006/picture">
+                  <pic:nvPicPr>
+                    <pic:cNvPr id="1" name=""/>
+                    <pic:cNvPicPr/>
+                  </pic:nvPicPr>
+                  <pic:blipFill>
+                    <a:blip r:embed="rId12"/>
+                    <a:stretch>
+                      <a:fillRect/>
+                    </a:stretch>
+                  </pic:blipFill>
+                  <pic:spPr>
+                    <a:xfrm>
+                      <a:off x="0" y="0"/>
+                      <a:ext cx="5512223" cy="1273031"/>
+                    </a:xfrm>
+                    <a:prstGeom prst="rect">
+                      <a:avLst/>
+                    </a:prstGeom>
+                  </pic:spPr>
+                </pic:pic>
+              </a:graphicData>
+            </a:graphic>
+          </wp:inline>
+        </w:drawing>
+      </w:r>
+    </w:p>
+    <w:p>
+      <w:pPr>
+        <w:pStyle w:val="a7"/>
+      </w:pPr>
+      <w:r>
+        <w:t xml:space="preserve">Веб-страница открытая через </w:t>
+      </w:r>
+      <w:r>
+        <w:rPr>
+          <w:lang w:val="en-US"/>
+        </w:rPr>
+        <w:t>URL Tuna</w:t>
+      </w:r>
+    </w:p>
+    <w:p>
+      <w:r>
+        <w:br w:type="page"/>
+      </w:r>
+    </w:p>
+    <w:p>
+      <w:pPr>
+        <w:pStyle w:val="1"/>
+      </w:pPr>
+      <w:r>
+        <w:lastRenderedPageBreak/>
+        <w:t>Установка</w:t>
+      </w:r>
+      <w:r>
+        <w:t xml:space="preserve"> </w:t>
+      </w:r>
+      <w:r>
+        <w:rPr>
+          <w:lang w:val="en-US"/>
+        </w:rPr>
+        <w:t xml:space="preserve">Postman </w:t>
+      </w:r>
+    </w:p>
+    <w:p>
+      <w:pPr>
+        <w:pStyle w:val="a5"/>
+      </w:pPr>
+      <w:r>
+        <w:drawing>
+          <wp:inline distT="0" distB="0" distL="0" distR="0" wp14:anchorId="18FEE20E" wp14:editId="3F92B860">
+            <wp:extent cx="4166558" cy="4154978"/>
+            <wp:effectExtent l="0" t="0" r="5715" b="0"/>
+            <wp:docPr id="11" name="Рисунок 11"/>
+            <wp:cNvGraphicFramePr>
+              <a:graphicFrameLocks xmlns:a="http://schemas.openxmlformats.org/drawingml/2006/main" noChangeAspect="1"/>
+            </wp:cNvGraphicFramePr>
+            <a:graphic xmlns:a="http://schemas.openxmlformats.org/drawingml/2006/main">
+              <a:graphicData uri="http://schemas.openxmlformats.org/drawingml/2006/picture">
+                <pic:pic xmlns:pic="http://schemas.openxmlformats.org/drawingml/2006/picture">
+                  <pic:nvPicPr>
+                    <pic:cNvPr id="1" name=""/>
+                    <pic:cNvPicPr/>
+                  </pic:nvPicPr>
+                  <pic:blipFill>
+                    <a:blip r:embed="rId13"/>
+                    <a:stretch>
+                      <a:fillRect/>
+                    </a:stretch>
+                  </pic:blipFill>
+                  <pic:spPr>
+                    <a:xfrm>
+                      <a:off x="0" y="0"/>
+                      <a:ext cx="4187732" cy="4176093"/>
+                    </a:xfrm>
+                    <a:prstGeom prst="rect">
+                      <a:avLst/>
+                    </a:prstGeom>
+                  </pic:spPr>
+                </pic:pic>
+              </a:graphicData>
+            </a:graphic>
+          </wp:inline>
+        </w:drawing>
+      </w:r>
+    </w:p>
+    <w:p>
+      <w:pPr>
+        <w:pStyle w:val="a7"/>
+      </w:pPr>
+      <w:r>
+        <w:t>GET-запрос в Postman к </w:t>
+      </w:r>
+      <w:hyperlink r:id="rId14" w:history="1">
         <w:r>
           <w:rPr>
             <w:rStyle w:val="a9"/>
           </w:rPr>
-          <w:t>docs.google.com</w:t>
+          <w:t>http://httpbin.org/get</w:t>
         </w:r>
       </w:hyperlink>
-      <w:r>
-        <w:t>.</w:t>
-      </w:r>
+    </w:p>
+    <w:p>
+      <w:pPr>
+        <w:rPr>
+          <w:noProof/>
+        </w:rPr>
+      </w:pPr>
+      <w:r>
+        <w:rPr>
+          <w:b/>
+          <w:bCs/>
+          <w:noProof/>
+        </w:rPr>
+        <w:t>Анализ ответа:</w:t>
+      </w:r>
+      <w:r>
+        <w:rPr>
+          <w:noProof/>
+        </w:rPr>
+        <w:t> сервер вернул JSON с информацией о запросе:</w:t>
+      </w:r>
+    </w:p>
+    <w:p>
+      <w:pPr>
+        <w:rPr>
+          <w:noProof/>
+        </w:rPr>
+      </w:pPr>
+      <w:r>
+        <w:rPr>
+          <w:noProof/>
+        </w:rPr>
+        <w:t>args — параметры строки запроса (пусто);</w:t>
+      </w:r>
+    </w:p>
+    <w:p>
+      <w:pPr>
+        <w:rPr>
+          <w:noProof/>
+        </w:rPr>
+      </w:pPr>
+      <w:r>
+        <w:rPr>
+          <w:noProof/>
+        </w:rPr>
+        <w:t>headers — заголовки з</w:t>
+      </w:r>
+      <w:r>
+        <w:rPr>
+          <w:noProof/>
+        </w:rPr>
+        <w:t>апроса (Host, User-Agent</w:t>
+      </w:r>
+      <w:r>
+        <w:rPr>
+          <w:noProof/>
+        </w:rPr>
+        <w:t>);</w:t>
+      </w:r>
+    </w:p>
+    <w:p>
+      <w:pPr>
+        <w:rPr>
+          <w:noProof/>
+        </w:rPr>
+      </w:pPr>
+      <w:r>
+        <w:rPr>
+          <w:noProof/>
+        </w:rPr>
+        <w:t>origin — IP-адрес клиента;</w:t>
+      </w:r>
+    </w:p>
+    <w:p>
+      <w:pPr>
+        <w:rPr>
+          <w:noProof/>
+        </w:rPr>
+      </w:pPr>
+      <w:r>
+        <w:rPr>
+          <w:noProof/>
+        </w:rPr>
+        <w:t>url — полный URL запроса.</w:t>
+      </w:r>
+    </w:p>
+    <w:p>
+      <w:pPr>
+        <w:pStyle w:val="a5"/>
+        <w:rPr>
+          <w:lang w:val="en-US"/>
+        </w:rPr>
+      </w:pPr>
+      <w:r>
+        <w:rPr>
+          <w:lang w:val="en-US"/>
+        </w:rPr>
+        <w:lastRenderedPageBreak/>
+        <w:drawing>
+          <wp:inline distT="0" distB="0" distL="0" distR="0" wp14:anchorId="4282FA61" wp14:editId="31283619">
+            <wp:extent cx="4416724" cy="4633429"/>
+            <wp:effectExtent l="0" t="0" r="3175" b="0"/>
+            <wp:docPr id="13" name="Рисунок 13"/>
+            <wp:cNvGraphicFramePr>
+              <a:graphicFrameLocks xmlns:a="http://schemas.openxmlformats.org/drawingml/2006/main" noChangeAspect="1"/>
+            </wp:cNvGraphicFramePr>
+            <a:graphic xmlns:a="http://schemas.openxmlformats.org/drawingml/2006/main">
+              <a:graphicData uri="http://schemas.openxmlformats.org/drawingml/2006/picture">
+                <pic:pic xmlns:pic="http://schemas.openxmlformats.org/drawingml/2006/picture">
+                  <pic:nvPicPr>
+                    <pic:cNvPr id="1" name=""/>
+                    <pic:cNvPicPr/>
+                  </pic:nvPicPr>
+                  <pic:blipFill>
+                    <a:blip r:embed="rId15"/>
+                    <a:stretch>
+                      <a:fillRect/>
+                    </a:stretch>
+                  </pic:blipFill>
+                  <pic:spPr>
+                    <a:xfrm>
+                      <a:off x="0" y="0"/>
+                      <a:ext cx="4422264" cy="4639241"/>
+                    </a:xfrm>
+                    <a:prstGeom prst="rect">
+                      <a:avLst/>
+                    </a:prstGeom>
+                  </pic:spPr>
+                </pic:pic>
+              </a:graphicData>
+            </a:graphic>
+          </wp:inline>
+        </w:drawing>
+      </w:r>
+    </w:p>
+    <w:p>
+      <w:pPr>
+        <w:pStyle w:val="a7"/>
+        <w:rPr>
+          <w:lang w:val="en-US"/>
+        </w:rPr>
+      </w:pPr>
+      <w:r>
+        <w:t>POST-запрос в Postman к http://httpbin.org/post</w:t>
+      </w:r>
+    </w:p>
+    <w:p>
+      <w:pPr>
+        <w:pStyle w:val="a5"/>
+        <w:rPr>
+          <w:lang w:val="en-US"/>
+        </w:rPr>
+      </w:pPr>
+    </w:p>
+    <w:p>
+      <w:pPr>
+        <w:pStyle w:val="a5"/>
+      </w:pPr>
+      <w:r>
+        <w:br w:type="page"/>
+      </w:r>
+    </w:p>
+    <w:p>
+      <w:pPr>
+        <w:rPr>
+          <w:b/>
+        </w:rPr>
+      </w:pPr>
+      <w:r>
+        <w:rPr>
+          <w:b/>
+        </w:rPr>
+        <w:lastRenderedPageBreak/>
+        <w:t xml:space="preserve">Вывод: </w:t>
+      </w:r>
+      <w:r>
+        <w:t>В ходе практической работы были освоены основные инструменты веб-разработчика: Visual Studio Code с расширением Live Server для создания и локального запуска веб-страницы с автоматической перезагрузкой, GitHub Pages для бесплатной публикации сайта в Интернете, Tuna для создания защищённого туннеля к локальному серверу и Postman для отправки HTTP-запросов и тестирования API.</w:t>
+      </w:r>
+      <w:bookmarkStart w:id="0" w:name="_GoBack"/>
+      <w:bookmarkEnd w:id="0"/>
     </w:p>
     <w:sectPr>
       <w:pgSz w:w="11906" w:h="16838"/>
@@ -1045,6 +1626,155 @@
     </w:lvl>
   </w:abstractNum>
   <w:abstractNum w:abstractNumId="2" w15:restartNumberingAfterBreak="0">
+    <w:nsid w:val="35832D10"/>
+    <w:multiLevelType w:val="multilevel"/>
+    <w:tmpl w:val="E522D912"/>
+    <w:lvl w:ilvl="0">
+      <w:start w:val="1"/>
+      <w:numFmt w:val="bullet"/>
+      <w:lvlText w:val=""/>
+      <w:lvlJc w:val="left"/>
+      <w:pPr>
+        <w:tabs>
+          <w:tab w:val="num" w:pos="720"/>
+        </w:tabs>
+        <w:ind w:left="720" w:hanging="360"/>
+      </w:pPr>
+      <w:rPr>
+        <w:rFonts w:ascii="Symbol" w:hAnsi="Symbol" w:hint="default"/>
+        <w:sz w:val="20"/>
+      </w:rPr>
+    </w:lvl>
+    <w:lvl w:ilvl="1" w:tentative="1">
+      <w:start w:val="1"/>
+      <w:numFmt w:val="bullet"/>
+      <w:lvlText w:val="o"/>
+      <w:lvlJc w:val="left"/>
+      <w:pPr>
+        <w:tabs>
+          <w:tab w:val="num" w:pos="1440"/>
+        </w:tabs>
+        <w:ind w:left="1440" w:hanging="360"/>
+      </w:pPr>
+      <w:rPr>
+        <w:rFonts w:ascii="Courier New" w:hAnsi="Courier New" w:hint="default"/>
+        <w:sz w:val="20"/>
+      </w:rPr>
+    </w:lvl>
+    <w:lvl w:ilvl="2" w:tentative="1">
+      <w:start w:val="1"/>
+      <w:numFmt w:val="bullet"/>
+      <w:lvlText w:val=""/>
+      <w:lvlJc w:val="left"/>
+      <w:pPr>
+        <w:tabs>
+          <w:tab w:val="num" w:pos="2160"/>
+        </w:tabs>
+        <w:ind w:left="2160" w:hanging="360"/>
+      </w:pPr>
+      <w:rPr>
+        <w:rFonts w:ascii="Wingdings" w:hAnsi="Wingdings" w:hint="default"/>
+        <w:sz w:val="20"/>
+      </w:rPr>
+    </w:lvl>
+    <w:lvl w:ilvl="3" w:tentative="1">
+      <w:start w:val="1"/>
+      <w:numFmt w:val="bullet"/>
+      <w:lvlText w:val=""/>
+      <w:lvlJc w:val="left"/>
+      <w:pPr>
+        <w:tabs>
+          <w:tab w:val="num" w:pos="2880"/>
+        </w:tabs>
+        <w:ind w:left="2880" w:hanging="360"/>
+      </w:pPr>
+      <w:rPr>
+        <w:rFonts w:ascii="Wingdings" w:hAnsi="Wingdings" w:hint="default"/>
+        <w:sz w:val="20"/>
+      </w:rPr>
+    </w:lvl>
+    <w:lvl w:ilvl="4" w:tentative="1">
+      <w:start w:val="1"/>
+      <w:numFmt w:val="bullet"/>
+      <w:lvlText w:val=""/>
+      <w:lvlJc w:val="left"/>
+      <w:pPr>
+        <w:tabs>
+          <w:tab w:val="num" w:pos="3600"/>
+        </w:tabs>
+        <w:ind w:left="3600" w:hanging="360"/>
+      </w:pPr>
+      <w:rPr>
+        <w:rFonts w:ascii="Wingdings" w:hAnsi="Wingdings" w:hint="default"/>
+        <w:sz w:val="20"/>
+      </w:rPr>
+    </w:lvl>
+    <w:lvl w:ilvl="5" w:tentative="1">
+      <w:start w:val="1"/>
+      <w:numFmt w:val="bullet"/>
+      <w:lvlText w:val=""/>
+      <w:lvlJc w:val="left"/>
+      <w:pPr>
+        <w:tabs>
+          <w:tab w:val="num" w:pos="4320"/>
+        </w:tabs>
+        <w:ind w:left="4320" w:hanging="360"/>
+      </w:pPr>
+      <w:rPr>
+        <w:rFonts w:ascii="Wingdings" w:hAnsi="Wingdings" w:hint="default"/>
+        <w:sz w:val="20"/>
+      </w:rPr>
+    </w:lvl>
+    <w:lvl w:ilvl="6" w:tentative="1">
+      <w:start w:val="1"/>
+      <w:numFmt w:val="bullet"/>
+      <w:lvlText w:val=""/>
+      <w:lvlJc w:val="left"/>
+      <w:pPr>
+        <w:tabs>
+          <w:tab w:val="num" w:pos="5040"/>
+        </w:tabs>
+        <w:ind w:left="5040" w:hanging="360"/>
+      </w:pPr>
+      <w:rPr>
+        <w:rFonts w:ascii="Wingdings" w:hAnsi="Wingdings" w:hint="default"/>
+        <w:sz w:val="20"/>
+      </w:rPr>
+    </w:lvl>
+    <w:lvl w:ilvl="7" w:tentative="1">
+      <w:start w:val="1"/>
+      <w:numFmt w:val="bullet"/>
+      <w:lvlText w:val=""/>
+      <w:lvlJc w:val="left"/>
+      <w:pPr>
+        <w:tabs>
+          <w:tab w:val="num" w:pos="5760"/>
+        </w:tabs>
+        <w:ind w:left="5760" w:hanging="360"/>
+      </w:pPr>
+      <w:rPr>
+        <w:rFonts w:ascii="Wingdings" w:hAnsi="Wingdings" w:hint="default"/>
+        <w:sz w:val="20"/>
+      </w:rPr>
+    </w:lvl>
+    <w:lvl w:ilvl="8" w:tentative="1">
+      <w:start w:val="1"/>
+      <w:numFmt w:val="bullet"/>
+      <w:lvlText w:val=""/>
+      <w:lvlJc w:val="left"/>
+      <w:pPr>
+        <w:tabs>
+          <w:tab w:val="num" w:pos="6480"/>
+        </w:tabs>
+        <w:ind w:left="6480" w:hanging="360"/>
+      </w:pPr>
+      <w:rPr>
+        <w:rFonts w:ascii="Wingdings" w:hAnsi="Wingdings" w:hint="default"/>
+        <w:sz w:val="20"/>
+      </w:rPr>
+    </w:lvl>
+  </w:abstractNum>
+  <w:abstractNum w:abstractNumId="3" w15:restartNumberingAfterBreak="0">
     <w:nsid w:val="7F5A68A4"/>
     <w:multiLevelType w:val="multilevel"/>
     <w:tmpl w:val="41FCE274"/>
@@ -1193,7 +1923,7 @@
       </w:rPr>
     </w:lvl>
   </w:abstractNum>
-  <w:abstractNum w:abstractNumId="3" w15:restartNumberingAfterBreak="0">
+  <w:abstractNum w:abstractNumId="4" w15:restartNumberingAfterBreak="0">
     <w:nsid w:val="7FD1427D"/>
     <w:multiLevelType w:val="hybridMultilevel"/>
     <w:tmpl w:val="10D62B08"/>
@@ -1283,12 +2013,15 @@
     <w:abstractNumId w:val="1"/>
   </w:num>
   <w:num w:numId="2">
-    <w:abstractNumId w:val="3"/>
+    <w:abstractNumId w:val="4"/>
   </w:num>
   <w:num w:numId="3">
     <w:abstractNumId w:val="0"/>
   </w:num>
   <w:num w:numId="4">
+    <w:abstractNumId w:val="3"/>
+  </w:num>
+  <w:num w:numId="5">
     <w:abstractNumId w:val="2"/>
   </w:num>
 </w:numbering>
@@ -1730,7 +2463,6 @@
   <w:style w:type="character" w:default="1" w:styleId="a0">
     <w:name w:val="Default Paragraph Font"/>
     <w:uiPriority w:val="1"/>
-    <w:semiHidden/>
     <w:unhideWhenUsed/>
   </w:style>
   <w:style w:type="table" w:default="1" w:styleId="a1">

--- a/lab-3/lab3.docx
+++ b/lab-3/lab3.docx
@@ -327,8 +327,18 @@
           <w:rFonts w:eastAsia="Times New Roman"/>
           <w:color w:val="000000"/>
         </w:rPr>
-        <w:t>ИСТ-2</w:t>
-      </w:r>
+        <w:t>ИСТ-</w:t>
+      </w:r>
+      <w:r>
+        <w:rPr>
+          <w:rFonts w:eastAsia="Times New Roman"/>
+          <w:color w:val="000000"/>
+          <w:lang w:val="en-US"/>
+        </w:rPr>
+        <w:t>3</w:t>
+      </w:r>
+      <w:bookmarkStart w:id="0" w:name="_GoBack"/>
+      <w:bookmarkEnd w:id="0"/>
       <w:r>
         <w:rPr>
           <w:rFonts w:eastAsia="Times New Roman"/>
@@ -1046,7 +1056,7 @@
             <v:path o:extrusionok="f" gradientshapeok="t" o:connecttype="rect"/>
             <o:lock v:ext="edit" aspectratio="t"/>
           </v:shapetype>
-          <v:shape id="_x0000_i1025" type="#_x0000_t75" style="width:467.3pt;height:310.4pt">
+          <v:shape id="_x0000_i1025" type="#_x0000_t75" style="width:467.05pt;height:310.55pt">
             <v:imagedata r:id="rId10" o:title="123"/>
           </v:shape>
         </w:pict>
@@ -1324,9 +1334,6 @@
         </w:rPr>
       </w:pPr>
       <w:r>
-        <w:rPr>
-          <w:lang w:val="en-US"/>
-        </w:rPr>
         <w:lastRenderedPageBreak/>
         <w:drawing>
           <wp:inline distT="0" distB="0" distL="0" distR="0" wp14:anchorId="4282FA61" wp14:editId="31283619">
@@ -1408,8 +1415,6 @@
       <w:r>
         <w:t>В ходе практической работы были освоены основные инструменты веб-разработчика: Visual Studio Code с расширением Live Server для создания и локального запуска веб-страницы с автоматической перезагрузкой, GitHub Pages для бесплатной публикации сайта в Интернете, Tuna для создания защищённого туннеля к локальному серверу и Postman для отправки HTTP-запросов и тестирования API.</w:t>
       </w:r>
-      <w:bookmarkStart w:id="0" w:name="_GoBack"/>
-      <w:bookmarkEnd w:id="0"/>
     </w:p>
     <w:sectPr>
       <w:pgSz w:w="11906" w:h="16838"/>
@@ -2442,6 +2447,7 @@
     <w:basedOn w:val="a"/>
     <w:next w:val="a"/>
     <w:link w:val="10"/>
+    <w:autoRedefine/>
     <w:uiPriority w:val="9"/>
     <w:qFormat/>
     <w:rsid w:val="005406F9"/>
@@ -2463,6 +2469,7 @@
   <w:style w:type="character" w:default="1" w:styleId="a0">
     <w:name w:val="Default Paragraph Font"/>
     <w:uiPriority w:val="1"/>
+    <w:semiHidden/>
     <w:unhideWhenUsed/>
   </w:style>
   <w:style w:type="table" w:default="1" w:styleId="a1">
@@ -2533,6 +2540,7 @@
     <w:name w:val="Картинка"/>
     <w:basedOn w:val="a"/>
     <w:link w:val="a6"/>
+    <w:autoRedefine/>
     <w:qFormat/>
     <w:rsid w:val="00D5384E"/>
     <w:pPr>
